--- a/products-storage/16-chto-v-smete-ne-oplatyat/62-chek-list-vypadayushchih-zatrat.docx
+++ b/products-storage/16-chto-v-smete-ne-oplatyat/62-chek-list-vypadayushchih-zatrat.docx
@@ -4,112 +4,20 @@
   <w:body>
     <w:p>
       <w:pPr>
-        <w:pStyle w:val="Heading1"/>
+        <w:pStyle w:val="Title"/>
       </w:pPr>
       <w:r>
-        <w:t>Чек-лист выпадающих затрат</w:t>
+        <w:t>Проверочный лист затрат по объекту</w:t>
       </w:r>
     </w:p>
     <w:p>
       <w:r>
-        <w:t>Рабочий лист к алгоритму проверки сметы. Проходится по разделам, отмеченное переносится в «Реестр затрат по объекту». Отмечать нужно не «затрата есть», а «затрата есть, и отдельной строки в смете под неё нет».</w:t>
-      </w:r>
-    </w:p>
-    <w:p/>
-    <w:tbl>
-      <w:tblPr>
-        <w:tblStyle w:val="TableGrid"/>
-        <w:tblW w:type="auto" w:w="0"/>
-        <w:tblLook w:firstColumn="1" w:firstRow="1" w:lastColumn="0" w:lastRow="0" w:noHBand="0" w:noVBand="1" w:val="04A0"/>
-      </w:tblPr>
-      <w:tblGrid>
-        <w:gridCol w:w="8640"/>
-      </w:tblGrid>
-      <w:tr>
-        <w:tc>
-          <w:tcPr>
-            <w:tcW w:type="dxa" w:w="8640"/>
-          </w:tcPr>
-          <w:p>
-            <w:r>
-              <w:rPr>
-                <w:b/>
-              </w:rPr>
-              <w:t>Важно, прочитайте до использования</w:t>
-            </w:r>
-          </w:p>
-          <w:p>
-            <w:r>
-              <w:t>Это порядок проверки сметы и рабочие формы к нему, а не юридическая консультация, не составление сметы и не гарантия того, что генподрядчик согласится включить затраты. Комплект делает видимым, чего смета не оплачивает, — пока цена ещё обсуждается.</w:t>
-            </w:r>
-          </w:p>
-          <w:p>
-            <w:r>
-              <w:t>Комплект не составляет смету и не заменяет сметчика. Он проверяет уже составленную смету глазами того, кто по ней будет работать и получать деньги.</w:t>
-            </w:r>
-          </w:p>
-          <w:p>
-            <w:r>
-              <w:t>Числовых величин здесь нет намеренно: проценты накладных расходов и сметной прибыли, размеры зимнего удорожания, номера расценок и индексы меняются, а скачанный файл не обновляется сам. Названо, где величину брать на дату проверки и что в ней проверить.</w:t>
-            </w:r>
-          </w:p>
-          <w:p>
-            <w:r>
-              <w:t>Тексты вычитку юристом не проходили. Ссылок на номера статей и нормативов в файлах нет: проверка ведётся по вашему договору и вашей смете, а спор о праве — работа юриста по конкретным документам.</w:t>
-            </w:r>
-          </w:p>
-          <w:p>
-            <w:r>
-              <w:t>Граница проходит по стадии. Договор не подписан, смета обсуждается — комплект работает. Работы уже идут, а затрат в смете нет — это спор о цене выполненного, и он ведётся другими комплектами: «Дополнительные работы: как получить оплату» и «Акты выполненных работ, КС-2 и КС-3».</w:t>
-            </w:r>
-          </w:p>
-        </w:tc>
-      </w:tr>
-    </w:tbl>
-    <w:p/>
-    <w:p>
-      <w:pPr>
-        <w:pStyle w:val="Heading2"/>
-      </w:pPr>
-      <w:r>
-        <w:t>Как пользоваться</w:t>
+        <w:t>По каждому применимому пункту установите: кто несёт расход, где он покрыт ценой и каким документом это подтверждено. Неопределённые и непокрытые позиции перенесите в реестр 63. Проверяйте повторное включение одной затраты в разные начисления.</w:t>
       </w:r>
     </w:p>
     <w:p>
       <w:pPr>
-        <w:pStyle w:val="ListBullet"/>
-      </w:pPr>
-      <w:r>
-        <w:t>Один проход — одна смета. Для второй сметы по тому же объекту лист заполняется заново.</w:t>
-      </w:r>
-    </w:p>
-    <w:p>
-      <w:pPr>
-        <w:pStyle w:val="ListBullet"/>
-      </w:pPr>
-      <w:r>
-        <w:t>Пункт, по которому вы не знаете ответа, — это не «нет», а вопрос в запрос второй стороне.</w:t>
-      </w:r>
-    </w:p>
-    <w:p>
-      <w:pPr>
-        <w:pStyle w:val="ListBullet"/>
-      </w:pPr>
-      <w:r>
-        <w:t>Возражение «это в накладных» на этом этапе не принимается: сначала отметьте затрату, проверка покрытия — отдельный шаг алгоритма.</w:t>
-      </w:r>
-    </w:p>
-    <w:p>
-      <w:pPr>
-        <w:pStyle w:val="ListBullet"/>
-      </w:pPr>
-      <w:r>
-        <w:t>Пункты, к вашему виду работ не относящиеся, вычёркиваются целиком, чтобы не отвлекали при следующем проходе.</w:t>
-      </w:r>
-    </w:p>
-    <w:p>
-      <w:pPr>
-        <w:pStyle w:val="Heading2"/>
+        <w:pStyle w:val="Heading1"/>
       </w:pPr>
       <w:r>
         <w:t>1. Площадка и временное</w:t>
@@ -117,47 +25,95 @@
     </w:p>
     <w:p>
       <w:r>
-        <w:t>☐  Бытовка, раздевалка, помещение для приёма пищи: кто ставит, кто содержит, кто платит за размещение.</w:t>
+        <w:rPr>
+          <w:rFonts w:ascii="DejaVu Sans" w:hAnsi="DejaVu Sans"/>
+        </w:rPr>
+        <w:t xml:space="preserve">☐ </w:t>
+      </w:r>
+      <w:r>
+        <w:t>Бытовка, раздевалка, помещение для приёма пищи: кто ставит, кто содержит, кто платит за размещение.</w:t>
       </w:r>
     </w:p>
     <w:p>
       <w:r>
-        <w:t>☐  Склад и место хранения материалов, в том числе закрываемое.</w:t>
+        <w:rPr>
+          <w:rFonts w:ascii="DejaVu Sans" w:hAnsi="DejaVu Sans"/>
+        </w:rPr>
+        <w:t xml:space="preserve">☐ </w:t>
+      </w:r>
+      <w:r>
+        <w:t>Склад и место хранения материалов, в том числе закрываемое.</w:t>
       </w:r>
     </w:p>
     <w:p>
       <w:r>
-        <w:t>☐  Ограждение зоны работ, знаки, ограничение доступа.</w:t>
+        <w:rPr>
+          <w:rFonts w:ascii="DejaVu Sans" w:hAnsi="DejaVu Sans"/>
+        </w:rPr>
+        <w:t xml:space="preserve">☐ </w:t>
+      </w:r>
+      <w:r>
+        <w:t>Ограждение зоны работ, знаки, ограничение доступа.</w:t>
       </w:r>
     </w:p>
     <w:p>
       <w:r>
-        <w:t>☐  Освещение рабочих мест и подходов.</w:t>
+        <w:rPr>
+          <w:rFonts w:ascii="DejaVu Sans" w:hAnsi="DejaVu Sans"/>
+        </w:rPr>
+        <w:t xml:space="preserve">☐ </w:t>
+      </w:r>
+      <w:r>
+        <w:t>Освещение рабочих мест и подходов.</w:t>
       </w:r>
     </w:p>
     <w:p>
       <w:r>
-        <w:t>☐  Электроэнергия, вода, тепло на период работ: подключение, точка подключения, учёт и оплата потребления.</w:t>
+        <w:rPr>
+          <w:rFonts w:ascii="DejaVu Sans" w:hAnsi="DejaVu Sans"/>
+        </w:rPr>
+        <w:t xml:space="preserve">☐ </w:t>
+      </w:r>
+      <w:r>
+        <w:t>Электроэнергия, вода, тепло на период работ: подключение, точка подключения, учёт и оплата потребления.</w:t>
       </w:r>
     </w:p>
     <w:p>
       <w:r>
-        <w:t>☐  Стоянка и разворот техники, места складирования на площадке.</w:t>
+        <w:rPr>
+          <w:rFonts w:ascii="DejaVu Sans" w:hAnsi="DejaVu Sans"/>
+        </w:rPr>
+        <w:t xml:space="preserve">☐ </w:t>
+      </w:r>
+      <w:r>
+        <w:t>Стоянка и разворот техники, места складирования на площадке.</w:t>
       </w:r>
     </w:p>
     <w:p>
       <w:r>
-        <w:t>☐  Охрана инструмента и материалов, пропускной режим, оформление пропусков на людей и транспорт.</w:t>
+        <w:rPr>
+          <w:rFonts w:ascii="DejaVu Sans" w:hAnsi="DejaVu Sans"/>
+        </w:rPr>
+        <w:t xml:space="preserve">☐ </w:t>
+      </w:r>
+      <w:r>
+        <w:t>Охрана инструмента и материалов, пропускной режим, оформление пропусков на людей и транспорт.</w:t>
       </w:r>
     </w:p>
     <w:p>
       <w:r>
-        <w:t>☐  Демонтаж и вывоз всего временного после окончания работ.</w:t>
+        <w:rPr>
+          <w:rFonts w:ascii="DejaVu Sans" w:hAnsi="DejaVu Sans"/>
+        </w:rPr>
+        <w:t xml:space="preserve">☐ </w:t>
+      </w:r>
+      <w:r>
+        <w:t>Демонтаж и вывоз всего временного после окончания работ.</w:t>
       </w:r>
     </w:p>
     <w:p>
       <w:pPr>
-        <w:pStyle w:val="Heading2"/>
+        <w:pStyle w:val="Heading1"/>
       </w:pPr>
       <w:r>
         <w:t>2. Материалы, доставка и хранение</w:t>
@@ -165,138 +121,276 @@
     </w:p>
     <w:p>
       <w:r>
-        <w:t>☐  Доставка материалов до объекта: чья зона и входит ли она в цену поставки.</w:t>
+        <w:rPr>
+          <w:rFonts w:ascii="DejaVu Sans" w:hAnsi="DejaVu Sans"/>
+        </w:rPr>
+        <w:t xml:space="preserve">☐ </w:t>
+      </w:r>
+      <w:r>
+        <w:t>Доставка материалов до объекта: чья зона и входит ли она в цену поставки.</w:t>
       </w:r>
     </w:p>
     <w:p>
       <w:r>
-        <w:t>☐  Разгрузка на объекте: механизмами или вручную, чьими силами.</w:t>
+        <w:rPr>
+          <w:rFonts w:ascii="DejaVu Sans" w:hAnsi="DejaVu Sans"/>
+        </w:rPr>
+        <w:t xml:space="preserve">☐ </w:t>
+      </w:r>
+      <w:r>
+        <w:t>Разгрузка на объекте: механизмами или вручную, чьими силами.</w:t>
       </w:r>
     </w:p>
     <w:p>
       <w:r>
-        <w:t>☐  Перемещение по объекту и подъём на отметку: лифт, подъёмник, вручную; доступность механизмов генподрядчика и условия их предоставления.</w:t>
+        <w:rPr>
+          <w:rFonts w:ascii="DejaVu Sans" w:hAnsi="DejaVu Sans"/>
+        </w:rPr>
+        <w:t xml:space="preserve">☐ </w:t>
+      </w:r>
+      <w:r>
+        <w:t>Перемещение по объекту и подъём на отметку: лифт, подъёмник, вручную; доступность механизмов генподрядчика и условия их предоставления.</w:t>
       </w:r>
     </w:p>
     <w:p>
       <w:r>
-        <w:t>☐  Хранение на объекте, в том числе требующее температурного режима.</w:t>
+        <w:rPr>
+          <w:rFonts w:ascii="DejaVu Sans" w:hAnsi="DejaVu Sans"/>
+        </w:rPr>
+        <w:t xml:space="preserve">☐ </w:t>
+      </w:r>
+      <w:r>
+        <w:t>Хранение на объекте, в том числе требующее температурного режима.</w:t>
       </w:r>
     </w:p>
     <w:p>
       <w:r>
-        <w:t>☐  Естественная убыль, бой, порча при хранении и перемещении.</w:t>
+        <w:rPr>
+          <w:rFonts w:ascii="DejaVu Sans" w:hAnsi="DejaVu Sans"/>
+        </w:rPr>
+        <w:t xml:space="preserve">☐ </w:t>
+      </w:r>
+      <w:r>
+        <w:t>Естественная убыль, бой, порча при хранении и перемещении.</w:t>
       </w:r>
     </w:p>
     <w:p>
       <w:r>
-        <w:t>☐  Тара, поддоны, упаковка и её возврат либо утилизация.</w:t>
+        <w:rPr>
+          <w:rFonts w:ascii="DejaVu Sans" w:hAnsi="DejaVu Sans"/>
+        </w:rPr>
+        <w:t xml:space="preserve">☐ </w:t>
+      </w:r>
+      <w:r>
+        <w:t>Тара, поддоны, упаковка и её возврат либо утилизация.</w:t>
       </w:r>
     </w:p>
     <w:p>
       <w:r>
-        <w:t>☐  Входной контроль и приёмка материалов, отбор проб.</w:t>
+        <w:rPr>
+          <w:rFonts w:ascii="DejaVu Sans" w:hAnsi="DejaVu Sans"/>
+        </w:rPr>
+        <w:t xml:space="preserve">☐ </w:t>
+      </w:r>
+      <w:r>
+        <w:t>Входной контроль и приёмка материалов, отбор проб.</w:t>
       </w:r>
     </w:p>
     <w:p>
       <w:r>
-        <w:t>☐  Материалы заказчика: порядок передачи, ответственность за качество и за недостачу.</w:t>
+        <w:rPr>
+          <w:rFonts w:ascii="DejaVu Sans" w:hAnsi="DejaVu Sans"/>
+        </w:rPr>
+        <w:t xml:space="preserve">☐ </w:t>
+      </w:r>
+      <w:r>
+        <w:t>Материалы заказчика: порядок передачи, ответственность за качество и за недостачу.</w:t>
       </w:r>
     </w:p>
     <w:p>
       <w:pPr>
-        <w:pStyle w:val="Heading2"/>
+        <w:pStyle w:val="Heading1"/>
       </w:pPr>
       <w:r>
-        <w:t>3. Люди</w:t>
+        <w:t>3. Персонал</w:t>
       </w:r>
     </w:p>
     <w:p>
       <w:r>
-        <w:t>☐  Доставка работников к объекту и обратно, если объект вне города.</w:t>
+        <w:rPr>
+          <w:rFonts w:ascii="DejaVu Sans" w:hAnsi="DejaVu Sans"/>
+        </w:rPr>
+        <w:t xml:space="preserve">☐ </w:t>
+      </w:r>
+      <w:r>
+        <w:t>Доставка работников к объекту и обратно, если объект вне города.</w:t>
       </w:r>
     </w:p>
     <w:p>
       <w:r>
-        <w:t>☐  Проживание и питание вахтового персонала.</w:t>
+        <w:rPr>
+          <w:rFonts w:ascii="DejaVu Sans" w:hAnsi="DejaVu Sans"/>
+        </w:rPr>
+        <w:t xml:space="preserve">☐ </w:t>
+      </w:r>
+      <w:r>
+        <w:t>Проживание и питание вахтового персонала.</w:t>
       </w:r>
     </w:p>
     <w:p>
       <w:r>
-        <w:t>☐  Вводный инструктаж, инструктажи на площадке, обучение по требованиям генподрядчика.</w:t>
+        <w:rPr>
+          <w:rFonts w:ascii="DejaVu Sans" w:hAnsi="DejaVu Sans"/>
+        </w:rPr>
+        <w:t xml:space="preserve">☐ </w:t>
+      </w:r>
+      <w:r>
+        <w:t>Вводный инструктаж, инструктажи на площадке, обучение по требованиям генподрядчика.</w:t>
       </w:r>
     </w:p>
     <w:p>
       <w:r>
-        <w:t>☐  Аттестации, допуски и удостоверения, которых требует именно этот объект.</w:t>
+        <w:rPr>
+          <w:rFonts w:ascii="DejaVu Sans" w:hAnsi="DejaVu Sans"/>
+        </w:rPr>
+        <w:t xml:space="preserve">☐ </w:t>
+      </w:r>
+      <w:r>
+        <w:t>Аттестации, допуски и удостоверения, которых требует именно этот объект.</w:t>
       </w:r>
     </w:p>
     <w:p>
       <w:r>
-        <w:t>☐  Медицинские осмотры и освидетельствования.</w:t>
+        <w:rPr>
+          <w:rFonts w:ascii="DejaVu Sans" w:hAnsi="DejaVu Sans"/>
+        </w:rPr>
+        <w:t xml:space="preserve">☐ </w:t>
+      </w:r>
+      <w:r>
+        <w:t>Медицинские осмотры и освидетельствования.</w:t>
       </w:r>
     </w:p>
     <w:p>
       <w:r>
-        <w:t>☐  Средства индивидуальной защиты, спецодежда с требованиями генподрядчика к внешнему виду.</w:t>
+        <w:rPr>
+          <w:rFonts w:ascii="DejaVu Sans" w:hAnsi="DejaVu Sans"/>
+        </w:rPr>
+        <w:t xml:space="preserve">☐ </w:t>
+      </w:r>
+      <w:r>
+        <w:t>Средства индивидуальной защиты, спецодежда с требованиями генподрядчика к внешнему виду.</w:t>
       </w:r>
     </w:p>
     <w:p>
       <w:r>
-        <w:t>☐  Простой людей по причинам, от вас не зависящим: чем фиксируется и как оплачивается.</w:t>
+        <w:rPr>
+          <w:rFonts w:ascii="DejaVu Sans" w:hAnsi="DejaVu Sans"/>
+        </w:rPr>
+        <w:t xml:space="preserve">☐ </w:t>
+      </w:r>
+      <w:r>
+        <w:t>Простой людей по причинам, от вас не зависящим: чем фиксируется и как оплачивается.</w:t>
       </w:r>
     </w:p>
     <w:p>
       <w:pPr>
-        <w:pStyle w:val="Heading2"/>
+        <w:pStyle w:val="Heading1"/>
       </w:pPr>
       <w:r>
-        <w:t>4. Технология и стыки</w:t>
+        <w:t>4. Подготовительные работы и смежные участки</w:t>
       </w:r>
     </w:p>
     <w:p>
       <w:r>
-        <w:t>☐  Подготовительные операции, без которых основная работа не выполняется.</w:t>
+        <w:rPr>
+          <w:rFonts w:ascii="DejaVu Sans" w:hAnsi="DejaVu Sans"/>
+        </w:rPr>
+        <w:t xml:space="preserve">☐ </w:t>
+      </w:r>
+      <w:r>
+        <w:t>Подготовительные операции, без которых основная работа не выполняется.</w:t>
       </w:r>
     </w:p>
     <w:p>
       <w:r>
-        <w:t>☐  Вспомогательные и сопутствующие работы, не описанные отдельными позициями.</w:t>
+        <w:rPr>
+          <w:rFonts w:ascii="DejaVu Sans" w:hAnsi="DejaVu Sans"/>
+        </w:rPr>
+        <w:t xml:space="preserve">☐ </w:t>
+      </w:r>
+      <w:r>
+        <w:t>Вспомогательные и сопутствующие работы, не описанные отдельными позициями.</w:t>
       </w:r>
     </w:p>
     <w:p>
       <w:r>
-        <w:t>☐  Леса, подмости, средства подмащивания: монтаж, аренда, демонтаж.</w:t>
+        <w:rPr>
+          <w:rFonts w:ascii="DejaVu Sans" w:hAnsi="DejaVu Sans"/>
+        </w:rPr>
+        <w:t xml:space="preserve">☐ </w:t>
+      </w:r>
+      <w:r>
+        <w:t>Леса, подмости, средства подмащивания: монтаж, аренда, демонтаж.</w:t>
       </w:r>
     </w:p>
     <w:p>
       <w:r>
-        <w:t>☐  Работа в стеснённых условиях, на высоте, вблизи действующего производства.</w:t>
+        <w:rPr>
+          <w:rFonts w:ascii="DejaVu Sans" w:hAnsi="DejaVu Sans"/>
+        </w:rPr>
+        <w:t xml:space="preserve">☐ </w:t>
+      </w:r>
+      <w:r>
+        <w:t>Работа в стеснённых условиях, на высоте, вблизи действующего производства.</w:t>
       </w:r>
     </w:p>
     <w:p>
       <w:r>
-        <w:t>☐  Примыкания и стыки со смежниками: кто выполняет и за чей счёт.</w:t>
+        <w:rPr>
+          <w:rFonts w:ascii="DejaVu Sans" w:hAnsi="DejaVu Sans"/>
+        </w:rPr>
+        <w:t xml:space="preserve">☐ </w:t>
+      </w:r>
+      <w:r>
+        <w:t>Примыкания и стыки со смежниками: кто выполняет и за чей счёт.</w:t>
       </w:r>
     </w:p>
     <w:p>
       <w:r>
-        <w:t>☐  Восстановление работ, повреждённых смежниками, и порядок фиксации виновника.</w:t>
+        <w:rPr>
+          <w:rFonts w:ascii="DejaVu Sans" w:hAnsi="DejaVu Sans"/>
+        </w:rPr>
+        <w:t xml:space="preserve">☐ </w:t>
+      </w:r>
+      <w:r>
+        <w:t>Восстановление работ, повреждённых смежниками, и порядок фиксации виновника.</w:t>
       </w:r>
     </w:p>
     <w:p>
       <w:r>
-        <w:t>☐  Защита выполненного до сдачи объекта.</w:t>
+        <w:rPr>
+          <w:rFonts w:ascii="DejaVu Sans" w:hAnsi="DejaVu Sans"/>
+        </w:rPr>
+        <w:t xml:space="preserve">☐ </w:t>
+      </w:r>
+      <w:r>
+        <w:t>Защита выполненного до сдачи объекта.</w:t>
       </w:r>
     </w:p>
     <w:p>
       <w:r>
-        <w:t>☐  Устранение отклонений основания, принятого от предыдущего подрядчика.</w:t>
+        <w:rPr>
+          <w:rFonts w:ascii="DejaVu Sans" w:hAnsi="DejaVu Sans"/>
+        </w:rPr>
+        <w:t xml:space="preserve">☐ </w:t>
+      </w:r>
+      <w:r>
+        <w:t>Устранение отклонений основания, принятого от предыдущего подрядчика.</w:t>
       </w:r>
     </w:p>
     <w:p>
       <w:pPr>
-        <w:pStyle w:val="Heading2"/>
+        <w:pStyle w:val="Heading1"/>
       </w:pPr>
       <w:r>
         <w:t>5. Сезон и режим работы</w:t>
@@ -304,37 +398,73 @@
     </w:p>
     <w:p>
       <w:r>
-        <w:t>☐  Попадают ли работы в зимний период по фактическому графику.</w:t>
+        <w:rPr>
+          <w:rFonts w:ascii="DejaVu Sans" w:hAnsi="DejaVu Sans"/>
+        </w:rPr>
+        <w:t xml:space="preserve">☐ </w:t>
+      </w:r>
+      <w:r>
+        <w:t>Попадают ли работы в зимний период по фактическому графику.</w:t>
       </w:r>
     </w:p>
     <w:p>
       <w:r>
-        <w:t>☐  Отопление, обогрев, тепляки, прогрев материалов и конструкций.</w:t>
+        <w:rPr>
+          <w:rFonts w:ascii="DejaVu Sans" w:hAnsi="DejaVu Sans"/>
+        </w:rPr>
+        <w:t xml:space="preserve">☐ </w:t>
+      </w:r>
+      <w:r>
+        <w:t>Отопление, обогрев, тепляки, прогрев материалов и конструкций.</w:t>
       </w:r>
     </w:p>
     <w:p>
       <w:r>
-        <w:t>☐  Снегоочистка зоны работ и подходов, борьба с наледью.</w:t>
+        <w:rPr>
+          <w:rFonts w:ascii="DejaVu Sans" w:hAnsi="DejaVu Sans"/>
+        </w:rPr>
+        <w:t xml:space="preserve">☐ </w:t>
+      </w:r>
+      <w:r>
+        <w:t>Снегоочистка зоны работ и подходов, борьба с наледью.</w:t>
       </w:r>
     </w:p>
     <w:p>
       <w:r>
-        <w:t>☐  Работы в ночные смены, в выходные и праздники по требованию графика генподрядчика.</w:t>
+        <w:rPr>
+          <w:rFonts w:ascii="DejaVu Sans" w:hAnsi="DejaVu Sans"/>
+        </w:rPr>
+        <w:t xml:space="preserve">☐ </w:t>
+      </w:r>
+      <w:r>
+        <w:t>Работы в ночные смены, в выходные и праздники по требованию графика генподрядчика.</w:t>
       </w:r>
     </w:p>
     <w:p>
       <w:r>
-        <w:t>☐  Ускорение работ по требованию второй стороны и порядок оплаты такого ускорения.</w:t>
+        <w:rPr>
+          <w:rFonts w:ascii="DejaVu Sans" w:hAnsi="DejaVu Sans"/>
+        </w:rPr>
+        <w:t xml:space="preserve">☐ </w:t>
+      </w:r>
+      <w:r>
+        <w:t>Ускорение работ по требованию второй стороны и порядок оплаты такого ускорения.</w:t>
       </w:r>
     </w:p>
     <w:p>
       <w:r>
-        <w:t>☐  Простой из-за погодных условий: чем фиксируется, влияет ли на срок.</w:t>
+        <w:rPr>
+          <w:rFonts w:ascii="DejaVu Sans" w:hAnsi="DejaVu Sans"/>
+        </w:rPr>
+        <w:t xml:space="preserve">☐ </w:t>
+      </w:r>
+      <w:r>
+        <w:t>Простой из-за погодных условий: чем фиксируется, влияет ли на срок.</w:t>
       </w:r>
     </w:p>
     <w:p>
       <w:pPr>
-        <w:pStyle w:val="Heading2"/>
+        <w:pStyle w:val="Heading1"/>
       </w:pPr>
       <w:r>
         <w:t>6. Отходы и уборка</w:t>
@@ -342,42 +472,84 @@
     </w:p>
     <w:p>
       <w:r>
-        <w:t>☐  Сбор строительного мусора в зоне работ.</w:t>
+        <w:rPr>
+          <w:rFonts w:ascii="DejaVu Sans" w:hAnsi="DejaVu Sans"/>
+        </w:rPr>
+        <w:t xml:space="preserve">☐ </w:t>
+      </w:r>
+      <w:r>
+        <w:t>Сбор строительного мусора в зоне работ.</w:t>
       </w:r>
     </w:p>
     <w:p>
       <w:r>
-        <w:t>☐  Вынос мусора до места накопления и подача в контейнер.</w:t>
+        <w:rPr>
+          <w:rFonts w:ascii="DejaVu Sans" w:hAnsi="DejaVu Sans"/>
+        </w:rPr>
+        <w:t xml:space="preserve">☐ </w:t>
+      </w:r>
+      <w:r>
+        <w:t>Вынос мусора до места накопления и подача в контейнер.</w:t>
       </w:r>
     </w:p>
     <w:p>
       <w:r>
-        <w:t>☐  Контейнер и его вывоз: чей и за чей счёт.</w:t>
+        <w:rPr>
+          <w:rFonts w:ascii="DejaVu Sans" w:hAnsi="DejaVu Sans"/>
+        </w:rPr>
+        <w:t xml:space="preserve">☐ </w:t>
+      </w:r>
+      <w:r>
+        <w:t>Контейнер и его вывоз: чей и за чей счёт.</w:t>
       </w:r>
     </w:p>
     <w:p>
       <w:r>
-        <w:t>☐  Размещение отходов и подтверждающие документы на размещение.</w:t>
+        <w:rPr>
+          <w:rFonts w:ascii="DejaVu Sans" w:hAnsi="DejaVu Sans"/>
+        </w:rPr>
+        <w:t xml:space="preserve">☐ </w:t>
+      </w:r>
+      <w:r>
+        <w:t>Размещение отходов и подтверждающие документы на размещение.</w:t>
       </w:r>
     </w:p>
     <w:p>
       <w:r>
-        <w:t>☐  Отходы, обращение с которыми требует отдельного порядка.</w:t>
+        <w:rPr>
+          <w:rFonts w:ascii="DejaVu Sans" w:hAnsi="DejaVu Sans"/>
+        </w:rPr>
+        <w:t xml:space="preserve">☐ </w:t>
+      </w:r>
+      <w:r>
+        <w:t>Отходы, обращение с которыми требует отдельного порядка.</w:t>
       </w:r>
     </w:p>
     <w:p>
       <w:r>
-        <w:t>☐  Ежедневная уборка зоны работ по регламенту площадки.</w:t>
+        <w:rPr>
+          <w:rFonts w:ascii="DejaVu Sans" w:hAnsi="DejaVu Sans"/>
+        </w:rPr>
+        <w:t xml:space="preserve">☐ </w:t>
+      </w:r>
+      <w:r>
+        <w:t>Ежедневная уборка зоны работ по регламенту площадки.</w:t>
       </w:r>
     </w:p>
     <w:p>
       <w:r>
-        <w:t>☐  Финальная уборка помещений перед предъявлением к приёмке.</w:t>
+        <w:rPr>
+          <w:rFonts w:ascii="DejaVu Sans" w:hAnsi="DejaVu Sans"/>
+        </w:rPr>
+        <w:t xml:space="preserve">☐ </w:t>
+      </w:r>
+      <w:r>
+        <w:t>Финальная уборка помещений перед предъявлением к приёмке.</w:t>
       </w:r>
     </w:p>
     <w:p>
       <w:pPr>
-        <w:pStyle w:val="Heading2"/>
+        <w:pStyle w:val="Heading1"/>
       </w:pPr>
       <w:r>
         <w:t>7. Документы, контроль и приёмка</w:t>
@@ -385,137 +557,266 @@
     </w:p>
     <w:p>
       <w:r>
-        <w:t>☐  Ведение и оформление исполнительной документации в объёме, который требует генподрядчик.</w:t>
+        <w:rPr>
+          <w:rFonts w:ascii="DejaVu Sans" w:hAnsi="DejaVu Sans"/>
+        </w:rPr>
+        <w:t xml:space="preserve">☐ </w:t>
+      </w:r>
+      <w:r>
+        <w:t>Ведение и оформление исполнительной документации в объёме, который требует генподрядчик.</w:t>
       </w:r>
     </w:p>
     <w:p>
       <w:r>
-        <w:t>☐  Геодезические работы: разбивка, исполнительные съёмки.</w:t>
+        <w:rPr>
+          <w:rFonts w:ascii="DejaVu Sans" w:hAnsi="DejaVu Sans"/>
+        </w:rPr>
+        <w:t xml:space="preserve">☐ </w:t>
+      </w:r>
+      <w:r>
+        <w:t>Геодезические работы: разбивка, исполнительные съёмки.</w:t>
       </w:r>
     </w:p>
     <w:p>
       <w:r>
-        <w:t>☐  Лабораторные испытания, отбор проб, заключения.</w:t>
+        <w:rPr>
+          <w:rFonts w:ascii="DejaVu Sans" w:hAnsi="DejaVu Sans"/>
+        </w:rPr>
+        <w:t xml:space="preserve">☐ </w:t>
+      </w:r>
+      <w:r>
+        <w:t>Лабораторные испытания, отбор проб, заключения.</w:t>
       </w:r>
     </w:p>
     <w:p>
       <w:r>
-        <w:t>☐  Освидетельствование скрытых работ: вызовы, ожидание комиссии, повторные вызовы.</w:t>
+        <w:rPr>
+          <w:rFonts w:ascii="DejaVu Sans" w:hAnsi="DejaVu Sans"/>
+        </w:rPr>
+        <w:t xml:space="preserve">☐ </w:t>
+      </w:r>
+      <w:r>
+        <w:t>Освидетельствование скрытых работ: вызовы, ожидание комиссии, повторные вызовы.</w:t>
       </w:r>
     </w:p>
     <w:p>
       <w:r>
-        <w:t>☐  Копирование, печать, брошюровка, передача комплектов документации.</w:t>
+        <w:rPr>
+          <w:rFonts w:ascii="DejaVu Sans" w:hAnsi="DejaVu Sans"/>
+        </w:rPr>
+        <w:t xml:space="preserve">☐ </w:t>
+      </w:r>
+      <w:r>
+        <w:t>Копирование, печать, брошюровка, передача комплектов документации.</w:t>
       </w:r>
     </w:p>
     <w:p>
       <w:r>
-        <w:t>☐  Устранение замечаний, оформленных без вашего участия.</w:t>
+        <w:rPr>
+          <w:rFonts w:ascii="DejaVu Sans" w:hAnsi="DejaVu Sans"/>
+        </w:rPr>
+        <w:t xml:space="preserve">☐ </w:t>
+      </w:r>
+      <w:r>
+        <w:t>Участие в рассмотрении замечаний и затраты на подтверждённые обязанности по их устранению.</w:t>
       </w:r>
     </w:p>
     <w:p>
       <w:r>
-        <w:t>☐  Участие в приёмке и в комиссиях, время инженерно-технических работников.</w:t>
+        <w:rPr>
+          <w:rFonts w:ascii="DejaVu Sans" w:hAnsi="DejaVu Sans"/>
+        </w:rPr>
+        <w:t xml:space="preserve">☐ </w:t>
+      </w:r>
+      <w:r>
+        <w:t>Участие в приёмке и в комиссиях, время инженерно-технических работников.</w:t>
       </w:r>
     </w:p>
     <w:p>
       <w:pPr>
-        <w:pStyle w:val="Heading2"/>
+        <w:pStyle w:val="Heading1"/>
       </w:pPr>
       <w:r>
-        <w:t>8. Деньги и обеспечение</w:t>
+        <w:t>8. Финансирование и обеспечение</w:t>
       </w:r>
     </w:p>
     <w:p>
       <w:r>
-        <w:t>☐  Услуги генподряда: удерживаются ли и в каком порядке.</w:t>
+        <w:rPr>
+          <w:rFonts w:ascii="DejaVu Sans" w:hAnsi="DejaVu Sans"/>
+        </w:rPr>
+        <w:t xml:space="preserve">☐ </w:t>
+      </w:r>
+      <w:r>
+        <w:t>Услуги генподряда: удерживаются ли и в каком порядке.</w:t>
       </w:r>
     </w:p>
     <w:p>
       <w:r>
-        <w:t>☐  Гарантийное удержание: размер, срок возврата, условие возврата.</w:t>
+        <w:rPr>
+          <w:rFonts w:ascii="DejaVu Sans" w:hAnsi="DejaVu Sans"/>
+        </w:rPr>
+        <w:t xml:space="preserve">☐ </w:t>
+      </w:r>
+      <w:r>
+        <w:t>Гарантийное удержание: размер, срок возврата, условие возврата.</w:t>
       </w:r>
     </w:p>
     <w:p>
       <w:r>
-        <w:t>☐  Обеспечение исполнения договора: сумма и способ.</w:t>
+        <w:rPr>
+          <w:rFonts w:ascii="DejaVu Sans" w:hAnsi="DejaVu Sans"/>
+        </w:rPr>
+        <w:t xml:space="preserve">☐ </w:t>
+      </w:r>
+      <w:r>
+        <w:t>Обеспечение исполнения договора: сумма и способ.</w:t>
       </w:r>
     </w:p>
     <w:p>
       <w:r>
-        <w:t>☐  Банковская гарантия или иное обеспечение: стоимость его получения.</w:t>
+        <w:rPr>
+          <w:rFonts w:ascii="DejaVu Sans" w:hAnsi="DejaVu Sans"/>
+        </w:rPr>
+        <w:t xml:space="preserve">☐ </w:t>
+      </w:r>
+      <w:r>
+        <w:t>Банковская гарантия или иное обеспечение: стоимость его получения.</w:t>
       </w:r>
     </w:p>
     <w:p>
       <w:r>
-        <w:t>☐  Страхование строительно-монтажных рисков и ответственности.</w:t>
+        <w:rPr>
+          <w:rFonts w:ascii="DejaVu Sans" w:hAnsi="DejaVu Sans"/>
+        </w:rPr>
+        <w:t xml:space="preserve">☐ </w:t>
+      </w:r>
+      <w:r>
+        <w:t>Страхование строительно-монтажных рисков и ответственности.</w:t>
       </w:r>
     </w:p>
     <w:p>
       <w:r>
-        <w:t>☐  Отсрочка платежа: сколько времени деньги ваши и чего это стоит.</w:t>
+        <w:rPr>
+          <w:rFonts w:ascii="DejaVu Sans" w:hAnsi="DejaVu Sans"/>
+        </w:rPr>
+        <w:t xml:space="preserve">☐ </w:t>
+      </w:r>
+      <w:r>
+        <w:t>Отсрочка платежа: период финансирования и стоимость привлечённых или собственных средств.</w:t>
       </w:r>
     </w:p>
     <w:p>
       <w:r>
-        <w:t>☐  Условие «оплата после оплаты заказчиком» и то, как долго вы финансируете работу собственными средствами.</w:t>
+        <w:rPr>
+          <w:rFonts w:ascii="DejaVu Sans" w:hAnsi="DejaVu Sans"/>
+        </w:rPr>
+        <w:t xml:space="preserve">☐ </w:t>
+      </w:r>
+      <w:r>
+        <w:t>Условие «оплата после оплаты заказчиком» и то, как долго вы финансируете работу собственными средствами.</w:t>
+      </w:r>
+    </w:p>
+    <w:p>
+      <w:r>
+        <w:br w:type="page"/>
       </w:r>
     </w:p>
     <w:p>
       <w:pPr>
-        <w:pStyle w:val="Heading2"/>
+        <w:pStyle w:val="Heading1"/>
       </w:pPr>
       <w:r>
-        <w:t>9. Непредвиденное</w:t>
+        <w:t>9. Непредвиденные работы и затраты</w:t>
       </w:r>
     </w:p>
     <w:p>
       <w:r>
-        <w:t>☐  Есть ли в смете резерв на непредвиденные работы и затраты.</w:t>
+        <w:rPr>
+          <w:rFonts w:ascii="DejaVu Sans" w:hAnsi="DejaVu Sans"/>
+        </w:rPr>
+        <w:t xml:space="preserve">☐ </w:t>
+      </w:r>
+      <w:r>
+        <w:t>Есть ли в смете резерв на непредвиденные работы и затраты.</w:t>
       </w:r>
     </w:p>
     <w:p>
       <w:r>
-        <w:t>☐  Кто им распоряжается и каким документом раскрывается.</w:t>
+        <w:rPr>
+          <w:rFonts w:ascii="DejaVu Sans" w:hAnsi="DejaVu Sans"/>
+        </w:rPr>
+        <w:t xml:space="preserve">☐ </w:t>
+      </w:r>
+      <w:r>
+        <w:t>Кто им распоряжается и каким документом раскрывается.</w:t>
       </w:r>
     </w:p>
     <w:p>
       <w:r>
-        <w:t>☐  Порядок действий при работах, необходимость которых выявилась в ходе исполнения: кого уведомлять, в какой срок, чем оформлять.</w:t>
+        <w:rPr>
+          <w:rFonts w:ascii="DejaVu Sans" w:hAnsi="DejaVu Sans"/>
+        </w:rPr>
+        <w:t xml:space="preserve">☐ </w:t>
+      </w:r>
+      <w:r>
+        <w:t>Порядок действий при работах, необходимость которых выявилась в ходе исполнения: кого уведомлять, в какой срок, чем оформлять.</w:t>
       </w:r>
     </w:p>
     <w:p>
       <w:r>
-        <w:t>☐  Порядок приостановки работ, если продолжать нельзя.</w:t>
+        <w:rPr>
+          <w:rFonts w:ascii="DejaVu Sans" w:hAnsi="DejaVu Sans"/>
+        </w:rPr>
+        <w:t xml:space="preserve">☐ </w:t>
+      </w:r>
+      <w:r>
+        <w:t>Порядок приостановки работ, если продолжать нельзя.</w:t>
       </w:r>
     </w:p>
     <w:p>
       <w:pPr>
-        <w:pStyle w:val="Heading2"/>
+        <w:pStyle w:val="Heading1"/>
       </w:pPr>
       <w:r>
-        <w:t>Итог прохода</w:t>
+        <w:t>Итог проверки</w:t>
       </w:r>
     </w:p>
     <w:tbl>
       <w:tblPr>
-        <w:tblStyle w:val="TableGrid"/>
         <w:tblW w:type="auto" w:w="0"/>
+        <w:tblLayout w:type="fixed"/>
         <w:tblLook w:firstColumn="1" w:firstRow="1" w:lastColumn="0" w:lastRow="0" w:noHBand="0" w:noVBand="1" w:val="04A0"/>
       </w:tblPr>
       <w:tblGrid>
-        <w:gridCol w:w="4320"/>
-        <w:gridCol w:w="4320"/>
+        <w:gridCol w:w="4876"/>
+        <w:gridCol w:w="4876"/>
       </w:tblGrid>
       <w:tr>
+        <w:trPr>
+          <w:cantSplit/>
+          <w:tblHeader/>
+        </w:trPr>
         <w:tc>
           <w:tcPr>
-            <w:tcW w:type="dxa" w:w="4320"/>
+            <w:tcW w:type="dxa" w:w="6520"/>
+            <w:vAlign w:val="center"/>
+            <w:tcBorders>
+              <w:top w:val="single" w:sz="4" w:color="D9D9D9"/>
+              <w:left w:val="single" w:sz="4" w:color="D9D9D9"/>
+              <w:bottom w:val="single" w:sz="4" w:color="D9D9D9"/>
+              <w:right w:val="single" w:sz="4" w:color="D9D9D9"/>
+            </w:tcBorders>
+            <w:shd w:fill="EAE9E5"/>
           </w:tcPr>
           <w:p>
+            <w:pPr>
+              <w:spacing w:after="80" w:before="60"/>
+            </w:pPr>
             <w:r>
               <w:rPr>
                 <w:b/>
+                <w:sz w:val="18"/>
               </w:rPr>
               <w:t>Показатель</w:t>
             </w:r>
@@ -523,12 +824,24 @@
         </w:tc>
         <w:tc>
           <w:tcPr>
-            <w:tcW w:type="dxa" w:w="4320"/>
+            <w:tcW w:type="dxa" w:w="3231"/>
+            <w:vAlign w:val="center"/>
+            <w:tcBorders>
+              <w:top w:val="single" w:sz="4" w:color="D9D9D9"/>
+              <w:left w:val="single" w:sz="4" w:color="D9D9D9"/>
+              <w:bottom w:val="single" w:sz="4" w:color="D9D9D9"/>
+              <w:right w:val="single" w:sz="4" w:color="D9D9D9"/>
+            </w:tcBorders>
+            <w:shd w:fill="EAE9E5"/>
           </w:tcPr>
           <w:p>
+            <w:pPr>
+              <w:spacing w:after="80" w:before="60"/>
+            </w:pPr>
             <w:r>
               <w:rPr>
                 <w:b/>
+                <w:sz w:val="18"/>
               </w:rPr>
               <w:t>Значение</w:t>
             </w:r>
@@ -536,115 +849,269 @@
         </w:tc>
       </w:tr>
       <w:tr>
+        <w:trPr>
+          <w:cantSplit/>
+        </w:trPr>
         <w:tc>
           <w:tcPr>
-            <w:tcW w:type="dxa" w:w="4320"/>
+            <w:tcW w:type="dxa" w:w="6520"/>
+            <w:vAlign w:val="center"/>
+            <w:tcBorders>
+              <w:top w:val="single" w:sz="4" w:color="D9D9D9"/>
+              <w:left w:val="single" w:sz="4" w:color="D9D9D9"/>
+              <w:bottom w:val="single" w:sz="4" w:color="D9D9D9"/>
+              <w:right w:val="single" w:sz="4" w:color="D9D9D9"/>
+            </w:tcBorders>
           </w:tcPr>
           <w:p>
+            <w:pPr>
+              <w:spacing w:after="80" w:before="60"/>
+            </w:pPr>
             <w:r>
-              <w:t>Отмечено пунктов «затраты нет в смете»</w:t>
+              <w:rPr>
+                <w:b w:val="0"/>
+                <w:sz w:val="18"/>
+              </w:rPr>
+              <w:t>Количество применимых пунктов, требующих уточнения</w:t>
             </w:r>
           </w:p>
         </w:tc>
         <w:tc>
           <w:tcPr>
-            <w:tcW w:type="dxa" w:w="4320"/>
+            <w:tcW w:type="dxa" w:w="3231"/>
+            <w:vAlign w:val="center"/>
+            <w:tcBorders>
+              <w:top w:val="single" w:sz="4" w:color="D9D9D9"/>
+              <w:left w:val="single" w:sz="4" w:color="D9D9D9"/>
+              <w:bottom w:val="single" w:sz="4" w:color="D9D9D9"/>
+              <w:right w:val="single" w:sz="4" w:color="D9D9D9"/>
+            </w:tcBorders>
           </w:tcPr>
           <w:p>
-            <w:r/>
+            <w:pPr>
+              <w:spacing w:after="80" w:before="60"/>
+            </w:pPr>
+            <w:r>
+              <w:rPr>
+                <w:b w:val="0"/>
+                <w:sz w:val="18"/>
+              </w:rPr>
+            </w:r>
           </w:p>
         </w:tc>
       </w:tr>
       <w:tr>
+        <w:trPr>
+          <w:cantSplit/>
+        </w:trPr>
         <w:tc>
           <w:tcPr>
-            <w:tcW w:type="dxa" w:w="4320"/>
+            <w:tcW w:type="dxa" w:w="6520"/>
+            <w:vAlign w:val="center"/>
+            <w:tcBorders>
+              <w:top w:val="single" w:sz="4" w:color="D9D9D9"/>
+              <w:left w:val="single" w:sz="4" w:color="D9D9D9"/>
+              <w:bottom w:val="single" w:sz="4" w:color="D9D9D9"/>
+              <w:right w:val="single" w:sz="4" w:color="D9D9D9"/>
+            </w:tcBorders>
           </w:tcPr>
           <w:p>
+            <w:pPr>
+              <w:spacing w:after="80" w:before="60"/>
+            </w:pPr>
             <w:r>
-              <w:t>Из них с оценкой суммы</w:t>
+              <w:rPr>
+                <w:b w:val="0"/>
+                <w:sz w:val="18"/>
+              </w:rPr>
+              <w:t>Количество позиций с оценкой непокрытой части</w:t>
             </w:r>
           </w:p>
         </w:tc>
         <w:tc>
           <w:tcPr>
-            <w:tcW w:type="dxa" w:w="4320"/>
+            <w:tcW w:type="dxa" w:w="3231"/>
+            <w:vAlign w:val="center"/>
+            <w:tcBorders>
+              <w:top w:val="single" w:sz="4" w:color="D9D9D9"/>
+              <w:left w:val="single" w:sz="4" w:color="D9D9D9"/>
+              <w:bottom w:val="single" w:sz="4" w:color="D9D9D9"/>
+              <w:right w:val="single" w:sz="4" w:color="D9D9D9"/>
+            </w:tcBorders>
           </w:tcPr>
           <w:p>
-            <w:r/>
+            <w:pPr>
+              <w:spacing w:after="80" w:before="60"/>
+            </w:pPr>
+            <w:r>
+              <w:rPr>
+                <w:b w:val="0"/>
+                <w:sz w:val="18"/>
+              </w:rPr>
+            </w:r>
           </w:p>
         </w:tc>
       </w:tr>
       <w:tr>
+        <w:trPr>
+          <w:cantSplit/>
+        </w:trPr>
         <w:tc>
           <w:tcPr>
-            <w:tcW w:type="dxa" w:w="4320"/>
+            <w:tcW w:type="dxa" w:w="6520"/>
+            <w:vAlign w:val="center"/>
+            <w:tcBorders>
+              <w:top w:val="single" w:sz="4" w:color="D9D9D9"/>
+              <w:left w:val="single" w:sz="4" w:color="D9D9D9"/>
+              <w:bottom w:val="single" w:sz="4" w:color="D9D9D9"/>
+              <w:right w:val="single" w:sz="4" w:color="D9D9D9"/>
+            </w:tcBorders>
           </w:tcPr>
           <w:p>
+            <w:pPr>
+              <w:spacing w:after="80" w:before="60"/>
+            </w:pPr>
             <w:r>
-              <w:t>Сумма выпадающих затрат по реестру</w:t>
+              <w:rPr>
+                <w:b w:val="0"/>
+                <w:sz w:val="18"/>
+              </w:rPr>
+              <w:t>Сумма непокрытых затрат по реестру, ₽</w:t>
             </w:r>
           </w:p>
         </w:tc>
         <w:tc>
           <w:tcPr>
-            <w:tcW w:type="dxa" w:w="4320"/>
+            <w:tcW w:type="dxa" w:w="3231"/>
+            <w:vAlign w:val="center"/>
+            <w:tcBorders>
+              <w:top w:val="single" w:sz="4" w:color="D9D9D9"/>
+              <w:left w:val="single" w:sz="4" w:color="D9D9D9"/>
+              <w:bottom w:val="single" w:sz="4" w:color="D9D9D9"/>
+              <w:right w:val="single" w:sz="4" w:color="D9D9D9"/>
+            </w:tcBorders>
           </w:tcPr>
           <w:p>
-            <w:r/>
+            <w:pPr>
+              <w:spacing w:after="80" w:before="60"/>
+            </w:pPr>
+            <w:r>
+              <w:rPr>
+                <w:b w:val="0"/>
+                <w:sz w:val="18"/>
+              </w:rPr>
+            </w:r>
           </w:p>
         </w:tc>
       </w:tr>
       <w:tr>
+        <w:trPr>
+          <w:cantSplit/>
+        </w:trPr>
         <w:tc>
           <w:tcPr>
-            <w:tcW w:type="dxa" w:w="4320"/>
+            <w:tcW w:type="dxa" w:w="6520"/>
+            <w:vAlign w:val="center"/>
+            <w:tcBorders>
+              <w:top w:val="single" w:sz="4" w:color="D9D9D9"/>
+              <w:left w:val="single" w:sz="4" w:color="D9D9D9"/>
+              <w:bottom w:val="single" w:sz="4" w:color="D9D9D9"/>
+              <w:right w:val="single" w:sz="4" w:color="D9D9D9"/>
+            </w:tcBorders>
           </w:tcPr>
           <w:p>
+            <w:pPr>
+              <w:spacing w:after="80" w:before="60"/>
+            </w:pPr>
             <w:r>
-              <w:t>Плановая прибыль по объекту</w:t>
+              <w:rPr>
+                <w:b w:val="0"/>
+                <w:sz w:val="18"/>
+              </w:rPr>
+              <w:t>Плановая прибыль, ₽</w:t>
             </w:r>
           </w:p>
         </w:tc>
         <w:tc>
           <w:tcPr>
-            <w:tcW w:type="dxa" w:w="4320"/>
+            <w:tcW w:type="dxa" w:w="3231"/>
+            <w:vAlign w:val="center"/>
+            <w:tcBorders>
+              <w:top w:val="single" w:sz="4" w:color="D9D9D9"/>
+              <w:left w:val="single" w:sz="4" w:color="D9D9D9"/>
+              <w:bottom w:val="single" w:sz="4" w:color="D9D9D9"/>
+              <w:right w:val="single" w:sz="4" w:color="D9D9D9"/>
+            </w:tcBorders>
           </w:tcPr>
           <w:p>
-            <w:r/>
+            <w:pPr>
+              <w:spacing w:after="80" w:before="60"/>
+            </w:pPr>
+            <w:r>
+              <w:rPr>
+                <w:b w:val="0"/>
+                <w:sz w:val="18"/>
+              </w:rPr>
+            </w:r>
           </w:p>
         </w:tc>
       </w:tr>
       <w:tr>
+        <w:trPr>
+          <w:cantSplit/>
+        </w:trPr>
         <w:tc>
           <w:tcPr>
-            <w:tcW w:type="dxa" w:w="4320"/>
+            <w:tcW w:type="dxa" w:w="6520"/>
+            <w:vAlign w:val="center"/>
+            <w:tcBorders>
+              <w:top w:val="single" w:sz="4" w:color="D9D9D9"/>
+              <w:left w:val="single" w:sz="4" w:color="D9D9D9"/>
+              <w:bottom w:val="single" w:sz="4" w:color="D9D9D9"/>
+              <w:right w:val="single" w:sz="4" w:color="D9D9D9"/>
+            </w:tcBorders>
           </w:tcPr>
           <w:p>
+            <w:pPr>
+              <w:spacing w:after="80" w:before="60"/>
+            </w:pPr>
             <w:r>
-              <w:t>Доля прибыли, которую забирают выпадающие затраты</w:t>
+              <w:rPr>
+                <w:b w:val="0"/>
+                <w:sz w:val="18"/>
+              </w:rPr>
+              <w:t>Непокрытая сумма / плановая прибыль, %</w:t>
             </w:r>
           </w:p>
         </w:tc>
         <w:tc>
           <w:tcPr>
-            <w:tcW w:type="dxa" w:w="4320"/>
+            <w:tcW w:type="dxa" w:w="3231"/>
+            <w:vAlign w:val="center"/>
+            <w:tcBorders>
+              <w:top w:val="single" w:sz="4" w:color="D9D9D9"/>
+              <w:left w:val="single" w:sz="4" w:color="D9D9D9"/>
+              <w:bottom w:val="single" w:sz="4" w:color="D9D9D9"/>
+              <w:right w:val="single" w:sz="4" w:color="D9D9D9"/>
+            </w:tcBorders>
           </w:tcPr>
           <w:p>
-            <w:r/>
+            <w:pPr>
+              <w:spacing w:after="80" w:before="60"/>
+            </w:pPr>
+            <w:r>
+              <w:rPr>
+                <w:b w:val="0"/>
+                <w:sz w:val="18"/>
+              </w:rPr>
+            </w:r>
           </w:p>
         </w:tc>
       </w:tr>
     </w:tbl>
-    <w:p/>
-    <w:p>
-      <w:r>
-        <w:t>Последняя строка — то, ради чего заполняется лист. Решение о подписании принимается по ней, а не по ощущению «вроде всё учтено».</w:t>
-      </w:r>
-    </w:p>
     <w:sectPr>
-      <w:pgSz w:w="12240" w:h="15840"/>
-      <w:pgMar w:top="1440" w:right="1800" w:bottom="1440" w:left="1800" w:header="720" w:footer="720" w:gutter="0"/>
+      <w:pgSz w:w="11906" w:h="16838"/>
+      <w:pgMar w:top="907" w:right="1020" w:bottom="907" w:left="1134" w:header="720" w:footer="720" w:gutter="0"/>
       <w:cols w:space="720"/>
       <w:docGrid w:linePitch="360"/>
     </w:sectPr>
@@ -1015,6 +1482,14 @@
     <w:name w:val="Normal"/>
     <w:qFormat/>
     <w:rsid w:val="00FC693F"/>
+    <w:pPr>
+      <w:spacing w:after="120" w:line="264" w:lineRule="auto"/>
+    </w:pPr>
+    <w:rPr>
+      <w:rFonts w:ascii="Arial" w:hAnsi="Arial"/>
+      <w:color w:val="303539"/>
+      <w:sz w:val="20"/>
+    </w:rPr>
   </w:style>
   <w:style w:type="paragraph" w:styleId="Header">
     <w:name w:val="header"/>
@@ -1071,15 +1546,15 @@
     <w:pPr>
       <w:keepNext/>
       <w:keepLines/>
-      <w:spacing w:before="480" w:after="0"/>
+      <w:spacing w:before="180" w:after="80"/>
       <w:outlineLvl w:val="0"/>
     </w:pPr>
     <w:rPr>
-      <w:rFonts w:asciiTheme="majorHAnsi" w:eastAsiaTheme="majorEastAsia" w:hAnsiTheme="majorHAnsi" w:cstheme="majorBidi"/>
+      <w:rFonts w:asciiTheme="majorHAnsi" w:eastAsiaTheme="majorEastAsia" w:hAnsiTheme="majorHAnsi" w:cstheme="majorBidi" w:ascii="Arial" w:hAnsi="Arial"/>
       <w:b/>
       <w:bCs/>
-      <w:color w:val="365F91" w:themeColor="accent1" w:themeShade="BF"/>
-      <w:sz w:val="28"/>
+      <w:color w:val="303539"/>
+      <w:sz w:val="22"/>
       <w:szCs w:val="28"/>
     </w:rPr>
   </w:style>
@@ -1095,15 +1570,15 @@
     <w:pPr>
       <w:keepNext/>
       <w:keepLines/>
-      <w:spacing w:before="200" w:after="0"/>
+      <w:spacing w:before="180" w:after="80"/>
       <w:outlineLvl w:val="1"/>
     </w:pPr>
     <w:rPr>
-      <w:rFonts w:asciiTheme="majorHAnsi" w:eastAsiaTheme="majorEastAsia" w:hAnsiTheme="majorHAnsi" w:cstheme="majorBidi"/>
+      <w:rFonts w:asciiTheme="majorHAnsi" w:eastAsiaTheme="majorEastAsia" w:hAnsiTheme="majorHAnsi" w:cstheme="majorBidi" w:ascii="Arial" w:hAnsi="Arial"/>
       <w:b/>
       <w:bCs/>
-      <w:color w:val="4F81BD" w:themeColor="accent1"/>
-      <w:sz w:val="26"/>
+      <w:color w:val="303539"/>
+      <w:sz w:val="20"/>
       <w:szCs w:val="26"/>
     </w:rPr>
   </w:style>
@@ -1357,18 +1832,16 @@
     <w:qFormat/>
     <w:rsid w:val="00FC693F"/>
     <w:pPr>
-      <w:pBdr>
-        <w:bottom w:val="single" w:sz="8" w:space="4" w:color="4F81BD" w:themeColor="accent1"/>
-      </w:pBdr>
-      <w:spacing w:after="300" w:line="240" w:lineRule="auto"/>
+      <w:spacing w:after="80" w:line="240" w:lineRule="auto" w:before="180"/>
       <w:contextualSpacing/>
     </w:pPr>
     <w:rPr>
-      <w:rFonts w:asciiTheme="majorHAnsi" w:eastAsiaTheme="majorEastAsia" w:hAnsiTheme="majorHAnsi" w:cstheme="majorBidi"/>
-      <w:color w:val="17365D" w:themeColor="text2" w:themeShade="BF"/>
+      <w:rFonts w:asciiTheme="majorHAnsi" w:eastAsiaTheme="majorEastAsia" w:hAnsiTheme="majorHAnsi" w:cstheme="majorBidi" w:ascii="Arial" w:hAnsi="Arial"/>
+      <w:b/>
+      <w:color w:val="303539"/>
       <w:spacing w:val="5"/>
       <w:kern w:val="28"/>
-      <w:sz w:val="52"/>
+      <w:sz w:val="30"/>
       <w:szCs w:val="52"/>
     </w:rPr>
   </w:style>
